--- a/public/templates/command-center/Aurixa_Quarterly_Business_Review.docx
+++ b/public/templates/command-center/Aurixa_Quarterly_Business_Review.docx
@@ -341,7 +341,7 @@
         <w:keepLines/>
         <w:pageBreakBefore w:val="0"/>
         <w:widowControl w:val="1"/>
-        <w:spacing w:before="0" w:after="0" w:line="160" w:lineRule="exact"/>
+        <w:spacing w:before="0" w:after="0" w:line="3912" w:lineRule="exact"/>
       </w:pPr>
       <w:r>
         <w:rPr>
@@ -396,7 +396,7 @@
           </w:tcPr>
           <w:p>
             <w:pPr>
-              <w:keepNext w:val="0"/>
+              <w:keepNext/>
               <w:keepLines/>
               <w:pageBreakBefore w:val="0"/>
               <w:widowControl w:val="1"/>
@@ -437,7 +437,7 @@
           </w:tcPr>
           <w:p>
             <w:pPr>
-              <w:keepNext w:val="0"/>
+              <w:keepNext/>
               <w:keepLines/>
               <w:pageBreakBefore w:val="0"/>
               <w:widowControl w:val="1"/>
@@ -476,7 +476,7 @@
           </w:tcPr>
           <w:p>
             <w:pPr>
-              <w:keepNext w:val="0"/>
+              <w:keepNext/>
               <w:keepLines/>
               <w:pageBreakBefore w:val="0"/>
               <w:widowControl w:val="1"/>
@@ -517,7 +517,7 @@
           </w:tcPr>
           <w:p>
             <w:pPr>
-              <w:keepNext w:val="0"/>
+              <w:keepNext/>
               <w:keepLines/>
               <w:pageBreakBefore w:val="0"/>
               <w:widowControl w:val="1"/>
@@ -562,7 +562,7 @@
           </w:tcPr>
           <w:p>
             <w:pPr>
-              <w:keepNext w:val="0"/>
+              <w:keepNext/>
               <w:keepLines/>
               <w:pageBreakBefore w:val="0"/>
               <w:widowControl w:val="1"/>
@@ -603,7 +603,7 @@
           </w:tcPr>
           <w:p>
             <w:pPr>
-              <w:keepNext w:val="0"/>
+              <w:keepNext/>
               <w:keepLines/>
               <w:pageBreakBefore w:val="0"/>
               <w:widowControl w:val="1"/>
@@ -642,7 +642,7 @@
           </w:tcPr>
           <w:p>
             <w:pPr>
-              <w:keepNext w:val="0"/>
+              <w:keepNext/>
               <w:keepLines/>
               <w:pageBreakBefore w:val="0"/>
               <w:widowControl w:val="1"/>
@@ -683,7 +683,7 @@
           </w:tcPr>
           <w:p>
             <w:pPr>
-              <w:keepNext w:val="0"/>
+              <w:keepNext/>
               <w:keepLines/>
               <w:pageBreakBefore w:val="0"/>
               <w:widowControl w:val="1"/>
@@ -874,13 +874,13 @@
       <w:pPr>
         <w:keepNext w:val="0"/>
         <w:keepLines/>
-        <w:pageBreakBefore w:val="0"/>
+        <w:pageBreakBefore w:val="1"/>
         <w:widowControl w:val="1"/>
-        <w:spacing w:before="0" w:after="0"/>
+        <w:spacing w:before="0" w:after="0" w:line="20" w:lineRule="exact"/>
+        <w:rPr>
+          <w:sz w:val="2"/>
+        </w:rPr>
       </w:pPr>
-      <w:r>
-        <w:br w:type="page"/>
-      </w:r>
     </w:p>
     <w:tbl>
       <w:tblPr>
@@ -986,7 +986,7 @@
     </w:tbl>
     <w:p>
       <w:pPr>
-        <w:keepNext w:val="0"/>
+        <w:keepNext w:val="1"/>
         <w:keepLines/>
         <w:pageBreakBefore w:val="0"/>
         <w:widowControl w:val="1"/>
@@ -2073,18 +2073,6 @@
         </w:tc>
       </w:tr>
     </w:tbl>
-    <w:p>
-      <w:pPr>
-        <w:keepNext w:val="0"/>
-        <w:keepLines/>
-        <w:pageBreakBefore w:val="0"/>
-        <w:widowControl w:val="1"/>
-        <w:spacing w:before="0" w:after="0"/>
-      </w:pPr>
-      <w:r>
-        <w:br w:type="page"/>
-      </w:r>
-    </w:p>
     <w:tbl>
       <w:tblPr>
         <w:tblW w:type="auto" w:w="0"/>
@@ -2189,7 +2177,7 @@
     </w:tbl>
     <w:p>
       <w:pPr>
-        <w:keepNext w:val="0"/>
+        <w:keepNext w:val="1"/>
         <w:keepLines/>
         <w:pageBreakBefore w:val="0"/>
         <w:widowControl w:val="1"/>
@@ -4247,7 +4235,7 @@
           </w:tcPr>
           <w:p>
             <w:pPr>
-              <w:keepNext w:val="0"/>
+              <w:keepNext/>
               <w:keepLines/>
               <w:pageBreakBefore w:val="0"/>
               <w:widowControl w:val="1"/>
@@ -4286,7 +4274,7 @@
           </w:tcPr>
           <w:p>
             <w:pPr>
-              <w:keepNext w:val="0"/>
+              <w:keepNext/>
               <w:keepLines/>
               <w:pageBreakBefore w:val="0"/>
               <w:widowControl w:val="1"/>
@@ -4326,7 +4314,7 @@
           </w:tcPr>
           <w:p>
             <w:pPr>
-              <w:keepNext w:val="0"/>
+              <w:keepNext/>
               <w:keepLines/>
               <w:pageBreakBefore w:val="0"/>
               <w:widowControl w:val="1"/>
@@ -4366,7 +4354,7 @@
           </w:tcPr>
           <w:p>
             <w:pPr>
-              <w:keepNext w:val="0"/>
+              <w:keepNext/>
               <w:keepLines/>
               <w:pageBreakBefore w:val="0"/>
               <w:widowControl w:val="1"/>
@@ -4406,7 +4394,7 @@
           </w:tcPr>
           <w:p>
             <w:pPr>
-              <w:keepNext w:val="0"/>
+              <w:keepNext/>
               <w:keepLines/>
               <w:pageBreakBefore w:val="0"/>
               <w:widowControl w:val="1"/>
@@ -4446,7 +4434,7 @@
           </w:tcPr>
           <w:p>
             <w:pPr>
-              <w:keepNext w:val="0"/>
+              <w:keepNext/>
               <w:keepLines/>
               <w:pageBreakBefore w:val="0"/>
               <w:widowControl w:val="1"/>
@@ -4486,18 +4474,6 @@
           <w:u w:val="none"/>
         </w:rPr>
         <w:t>Variance is actual against target. Movement is actual against the prior quarter on the same basis.</w:t>
-      </w:r>
-    </w:p>
-    <w:p>
-      <w:pPr>
-        <w:keepNext w:val="0"/>
-        <w:keepLines/>
-        <w:pageBreakBefore w:val="0"/>
-        <w:widowControl w:val="1"/>
-        <w:spacing w:before="0" w:after="0"/>
-      </w:pPr>
-      <w:r>
-        <w:br w:type="page"/>
       </w:r>
     </w:p>
     <w:tbl>
@@ -4604,7 +4580,7 @@
     </w:tbl>
     <w:p>
       <w:pPr>
-        <w:keepNext w:val="0"/>
+        <w:keepNext w:val="1"/>
         <w:keepLines/>
         <w:pageBreakBefore w:val="0"/>
         <w:widowControl w:val="1"/>
@@ -4890,18 +4866,6 @@
         <w:t>Revenue ahead of target in each month; volume behind it   ·   Source: Finance system   ·   Alt text: Monthly revenue exceeds target while settlement volume falls short</w:t>
       </w:r>
     </w:p>
-    <w:p>
-      <w:pPr>
-        <w:keepNext w:val="0"/>
-        <w:keepLines/>
-        <w:pageBreakBefore w:val="0"/>
-        <w:widowControl w:val="1"/>
-        <w:spacing w:before="0" w:after="0"/>
-      </w:pPr>
-      <w:r>
-        <w:br w:type="page"/>
-      </w:r>
-    </w:p>
     <w:tbl>
       <w:tblPr>
         <w:tblW w:type="auto" w:w="0"/>
@@ -5006,7 +4970,7 @@
     </w:tbl>
     <w:p>
       <w:pPr>
-        <w:keepNext w:val="0"/>
+        <w:keepNext w:val="1"/>
         <w:keepLines/>
         <w:pageBreakBefore w:val="0"/>
         <w:widowControl w:val="1"/>
@@ -5085,7 +5049,7 @@
           </w:tcPr>
           <w:p>
             <w:pPr>
-              <w:keepNext w:val="0"/>
+              <w:keepNext/>
               <w:keepLines/>
               <w:pageBreakBefore w:val="0"/>
               <w:widowControl w:val="1"/>
@@ -5199,7 +5163,11 @@
               </w:tc>
             </w:tr>
           </w:tbl>
-          <w:p/>
+          <w:p>
+            <w:pPr>
+              <w:keepNext/>
+            </w:pPr>
+          </w:p>
         </w:tc>
         <w:tc>
           <w:tcPr>
@@ -5220,7 +5188,7 @@
           </w:tcPr>
           <w:p>
             <w:pPr>
-              <w:keepNext w:val="0"/>
+              <w:keepNext/>
               <w:keepLines/>
               <w:pageBreakBefore w:val="0"/>
               <w:widowControl w:val="1"/>
@@ -5265,7 +5233,7 @@
           </w:tcPr>
           <w:p>
             <w:pPr>
-              <w:keepNext w:val="0"/>
+              <w:keepNext/>
               <w:keepLines/>
               <w:pageBreakBefore w:val="0"/>
               <w:widowControl w:val="1"/>
@@ -5379,7 +5347,11 @@
               </w:tc>
             </w:tr>
           </w:tbl>
-          <w:p/>
+          <w:p>
+            <w:pPr>
+              <w:keepNext/>
+            </w:pPr>
+          </w:p>
         </w:tc>
         <w:tc>
           <w:tcPr>
@@ -5400,7 +5372,7 @@
           </w:tcPr>
           <w:p>
             <w:pPr>
-              <w:keepNext w:val="0"/>
+              <w:keepNext/>
               <w:keepLines/>
               <w:pageBreakBefore w:val="0"/>
               <w:widowControl w:val="1"/>
@@ -5445,7 +5417,7 @@
           </w:tcPr>
           <w:p>
             <w:pPr>
-              <w:keepNext w:val="0"/>
+              <w:keepNext/>
               <w:keepLines/>
               <w:pageBreakBefore w:val="0"/>
               <w:widowControl w:val="1"/>
@@ -5559,7 +5531,11 @@
               </w:tc>
             </w:tr>
           </w:tbl>
-          <w:p/>
+          <w:p>
+            <w:pPr>
+              <w:keepNext/>
+            </w:pPr>
+          </w:p>
         </w:tc>
         <w:tc>
           <w:tcPr>
@@ -5580,7 +5556,7 @@
           </w:tcPr>
           <w:p>
             <w:pPr>
-              <w:keepNext w:val="0"/>
+              <w:keepNext/>
               <w:keepLines/>
               <w:pageBreakBefore w:val="0"/>
               <w:widowControl w:val="1"/>
@@ -5625,7 +5601,7 @@
           </w:tcPr>
           <w:p>
             <w:pPr>
-              <w:keepNext w:val="0"/>
+              <w:keepNext/>
               <w:keepLines/>
               <w:pageBreakBefore w:val="0"/>
               <w:widowControl w:val="1"/>
@@ -5739,7 +5715,11 @@
               </w:tc>
             </w:tr>
           </w:tbl>
-          <w:p/>
+          <w:p>
+            <w:pPr>
+              <w:keepNext/>
+            </w:pPr>
+          </w:p>
         </w:tc>
         <w:tc>
           <w:tcPr>
@@ -5760,7 +5740,7 @@
           </w:tcPr>
           <w:p>
             <w:pPr>
-              <w:keepNext w:val="0"/>
+              <w:keepNext/>
               <w:keepLines/>
               <w:pageBreakBefore w:val="0"/>
               <w:widowControl w:val="1"/>
@@ -5805,7 +5785,7 @@
           </w:tcPr>
           <w:p>
             <w:pPr>
-              <w:keepNext w:val="0"/>
+              <w:keepNext/>
               <w:keepLines/>
               <w:pageBreakBefore w:val="0"/>
               <w:widowControl w:val="1"/>
@@ -5919,7 +5899,11 @@
               </w:tc>
             </w:tr>
           </w:tbl>
-          <w:p/>
+          <w:p>
+            <w:pPr>
+              <w:keepNext/>
+            </w:pPr>
+          </w:p>
         </w:tc>
         <w:tc>
           <w:tcPr>
@@ -5940,7 +5924,7 @@
           </w:tcPr>
           <w:p>
             <w:pPr>
-              <w:keepNext w:val="0"/>
+              <w:keepNext/>
               <w:keepLines/>
               <w:pageBreakBefore w:val="0"/>
               <w:widowControl w:val="1"/>
@@ -7773,18 +7757,6 @@
         </w:tc>
       </w:tr>
     </w:tbl>
-    <w:p>
-      <w:pPr>
-        <w:keepNext w:val="0"/>
-        <w:keepLines/>
-        <w:pageBreakBefore w:val="0"/>
-        <w:widowControl w:val="1"/>
-        <w:spacing w:before="0" w:after="0"/>
-      </w:pPr>
-      <w:r>
-        <w:br w:type="page"/>
-      </w:r>
-    </w:p>
     <w:tbl>
       <w:tblPr>
         <w:tblW w:type="auto" w:w="0"/>
@@ -7889,7 +7861,7 @@
     </w:tbl>
     <w:p>
       <w:pPr>
-        <w:keepNext w:val="0"/>
+        <w:keepNext w:val="1"/>
         <w:keepLines/>
         <w:pageBreakBefore w:val="0"/>
         <w:widowControl w:val="1"/>
@@ -8462,18 +8434,6 @@
         </w:rPr>
       </w:r>
     </w:p>
-    <w:p>
-      <w:pPr>
-        <w:keepNext w:val="0"/>
-        <w:keepLines/>
-        <w:pageBreakBefore w:val="0"/>
-        <w:widowControl w:val="1"/>
-        <w:spacing w:before="0" w:after="0"/>
-      </w:pPr>
-      <w:r>
-        <w:br w:type="page"/>
-      </w:r>
-    </w:p>
     <w:tbl>
       <w:tblPr>
         <w:tblW w:type="auto" w:w="0"/>
@@ -8578,7 +8538,7 @@
     </w:tbl>
     <w:p>
       <w:pPr>
-        <w:keepNext w:val="0"/>
+        <w:keepNext w:val="1"/>
         <w:keepLines/>
         <w:pageBreakBefore w:val="0"/>
         <w:widowControl w:val="1"/>
@@ -9250,18 +9210,6 @@
         </w:tc>
       </w:tr>
     </w:tbl>
-    <w:p>
-      <w:pPr>
-        <w:keepNext w:val="0"/>
-        <w:keepLines/>
-        <w:pageBreakBefore w:val="0"/>
-        <w:widowControl w:val="1"/>
-        <w:spacing w:before="0" w:after="0"/>
-      </w:pPr>
-      <w:r>
-        <w:br w:type="page"/>
-      </w:r>
-    </w:p>
     <w:tbl>
       <w:tblPr>
         <w:tblW w:type="auto" w:w="0"/>
@@ -9366,7 +9314,7 @@
     </w:tbl>
     <w:p>
       <w:pPr>
-        <w:keepNext w:val="0"/>
+        <w:keepNext w:val="1"/>
         <w:keepLines/>
         <w:pageBreakBefore w:val="0"/>
         <w:widowControl w:val="1"/>
@@ -11139,21 +11087,9 @@
     </w:tbl>
     <w:p>
       <w:pPr>
-        <w:keepNext w:val="0"/>
-        <w:keepLines/>
-        <w:pageBreakBefore w:val="0"/>
-        <w:widowControl w:val="1"/>
-        <w:spacing w:before="0" w:after="0"/>
-      </w:pPr>
-      <w:r>
-        <w:br w:type="page"/>
-      </w:r>
-    </w:p>
-    <w:p>
-      <w:pPr>
         <w:keepNext/>
         <w:keepLines/>
-        <w:pageBreakBefore w:val="0"/>
+        <w:pageBreakBefore w:val="1"/>
         <w:widowControl w:val="1"/>
         <w:spacing w:before="0" w:after="80"/>
       </w:pPr>
@@ -12798,7 +12734,7 @@
           </w:tcPr>
           <w:p>
             <w:pPr>
-              <w:keepNext w:val="0"/>
+              <w:keepNext/>
               <w:keepLines/>
               <w:pageBreakBefore w:val="0"/>
               <w:widowControl w:val="1"/>
@@ -12837,7 +12773,7 @@
           </w:tcPr>
           <w:p>
             <w:pPr>
-              <w:keepNext w:val="0"/>
+              <w:keepNext/>
               <w:keepLines/>
               <w:pageBreakBefore w:val="0"/>
               <w:widowControl w:val="1"/>
@@ -12877,7 +12813,7 @@
           </w:tcPr>
           <w:p>
             <w:pPr>
-              <w:keepNext w:val="0"/>
+              <w:keepNext/>
               <w:keepLines/>
               <w:pageBreakBefore w:val="0"/>
               <w:widowControl w:val="1"/>
@@ -12917,7 +12853,7 @@
           </w:tcPr>
           <w:p>
             <w:pPr>
-              <w:keepNext w:val="0"/>
+              <w:keepNext/>
               <w:keepLines/>
               <w:pageBreakBefore w:val="0"/>
               <w:widowControl w:val="1"/>
@@ -12957,7 +12893,7 @@
           </w:tcPr>
           <w:p>
             <w:pPr>
-              <w:keepNext w:val="0"/>
+              <w:keepNext/>
               <w:keepLines/>
               <w:pageBreakBefore w:val="0"/>
               <w:widowControl w:val="1"/>
@@ -12997,7 +12933,7 @@
           </w:tcPr>
           <w:p>
             <w:pPr>
-              <w:keepNext w:val="0"/>
+              <w:keepNext/>
               <w:keepLines/>
               <w:pageBreakBefore w:val="0"/>
               <w:widowControl w:val="1"/>
